--- a/Hiking_Trip/4. Dog Card - Copy.docx
+++ b/Hiking_Trip/4. Dog Card - Copy.docx
@@ -9,6 +9,815 @@
           <w:szCs w:val="20"/>
         </w:rPr>
       </w:pPr>
+      <w:r>
+        <w:rPr>
+          <w:rFonts w:ascii="Architects Daughter" w:hAnsi="Architects Daughter"/>
+          <w:noProof/>
+          <w:sz w:val="20"/>
+          <w:szCs w:val="20"/>
+        </w:rPr>
+        <w:drawing>
+          <wp:anchor distT="0" distB="0" distL="114300" distR="114300" simplePos="0" relativeHeight="251663360" behindDoc="0" locked="0" layoutInCell="1" allowOverlap="1" wp14:anchorId="638F1939" wp14:editId="05926F0B">
+            <wp:simplePos x="0" y="0"/>
+            <wp:positionH relativeFrom="margin">
+              <wp:posOffset>2038607</wp:posOffset>
+            </wp:positionH>
+            <wp:positionV relativeFrom="paragraph">
+              <wp:posOffset>2821831</wp:posOffset>
+            </wp:positionV>
+            <wp:extent cx="1424250" cy="1350664"/>
+            <wp:effectExtent l="0" t="0" r="0" b="0"/>
+            <wp:wrapNone/>
+            <wp:docPr id="1360158526" name="Picture 5"/>
+            <wp:cNvGraphicFramePr>
+              <a:graphicFrameLocks xmlns:a="http://schemas.openxmlformats.org/drawingml/2006/main" noChangeAspect="1"/>
+            </wp:cNvGraphicFramePr>
+            <a:graphic xmlns:a="http://schemas.openxmlformats.org/drawingml/2006/main">
+              <a:graphicData uri="http://schemas.openxmlformats.org/drawingml/2006/picture">
+                <pic:pic xmlns:pic="http://schemas.openxmlformats.org/drawingml/2006/picture">
+                  <pic:nvPicPr>
+                    <pic:cNvPr id="0" name="Picture 3"/>
+                    <pic:cNvPicPr>
+                      <a:picLocks noChangeAspect="1" noChangeArrowheads="1"/>
+                    </pic:cNvPicPr>
+                  </pic:nvPicPr>
+                  <pic:blipFill rotWithShape="1">
+                    <a:blip r:embed="rId5" cstate="print">
+                      <a:extLst>
+                        <a:ext uri="{BEBA8EAE-BF5A-486C-A8C5-ECC9F3942E4B}">
+                          <a14:imgProps xmlns:a14="http://schemas.microsoft.com/office/drawing/2010/main">
+                            <a14:imgLayer r:embed="rId6">
+                              <a14:imgEffect>
+                                <a14:backgroundRemoval t="10000" b="90000" l="10000" r="90000">
+                                  <a14:foregroundMark x1="39210" y1="27734" x2="48281" y2="22005"/>
+                                  <a14:foregroundMark x1="48281" y1="22005" x2="57791" y2="26563"/>
+                                  <a14:foregroundMark x1="57791" y1="26563" x2="46672" y2="55469"/>
+                                  <a14:foregroundMark x1="46672" y1="55469" x2="46159" y2="69792"/>
+                                  <a14:foregroundMark x1="41331" y1="29036" x2="41331" y2="34505"/>
+                                  <a14:foregroundMark x1="58522" y1="25391" x2="61522" y2="28776"/>
+                                  <a14:foregroundMark x1="65326" y1="54688" x2="65691" y2="70703"/>
+                                  <a14:foregroundMark x1="65691" y1="70703" x2="65472" y2="71224"/>
+                                  <a14:backgroundMark x1="60717" y1="83073" x2="73446" y2="65885"/>
+                                </a14:backgroundRemoval>
+                              </a14:imgEffect>
+                            </a14:imgLayer>
+                          </a14:imgProps>
+                        </a:ext>
+                        <a:ext uri="{28A0092B-C50C-407E-A947-70E740481C1C}">
+                          <a14:useLocalDpi xmlns:a14="http://schemas.microsoft.com/office/drawing/2010/main" val="0"/>
+                        </a:ext>
+                      </a:extLst>
+                    </a:blip>
+                    <a:srcRect l="27020" t="7919" r="24687" b="10611"/>
+                    <a:stretch>
+                      <a:fillRect/>
+                    </a:stretch>
+                  </pic:blipFill>
+                  <pic:spPr bwMode="auto">
+                    <a:xfrm>
+                      <a:off x="0" y="0"/>
+                      <a:ext cx="1424250" cy="1350664"/>
+                    </a:xfrm>
+                    <a:prstGeom prst="rect">
+                      <a:avLst/>
+                    </a:prstGeom>
+                    <a:noFill/>
+                    <a:ln>
+                      <a:noFill/>
+                    </a:ln>
+                    <a:extLst>
+                      <a:ext uri="{53640926-AAD7-44D8-BBD7-CCE9431645EC}">
+                        <a14:shadowObscured xmlns:a14="http://schemas.microsoft.com/office/drawing/2010/main"/>
+                      </a:ext>
+                    </a:extLst>
+                  </pic:spPr>
+                </pic:pic>
+              </a:graphicData>
+            </a:graphic>
+            <wp14:sizeRelH relativeFrom="page">
+              <wp14:pctWidth>0</wp14:pctWidth>
+            </wp14:sizeRelH>
+            <wp14:sizeRelV relativeFrom="page">
+              <wp14:pctHeight>0</wp14:pctHeight>
+            </wp14:sizeRelV>
+          </wp:anchor>
+        </w:drawing>
+      </w:r>
+      <w:r>
+        <w:rPr>
+          <w:rFonts w:ascii="Architects Daughter" w:hAnsi="Architects Daughter"/>
+          <w:noProof/>
+          <w:sz w:val="20"/>
+          <w:szCs w:val="20"/>
+        </w:rPr>
+        <mc:AlternateContent>
+          <mc:Choice Requires="wps">
+            <w:drawing>
+              <wp:anchor distT="0" distB="0" distL="114300" distR="114300" simplePos="0" relativeHeight="251667456" behindDoc="0" locked="0" layoutInCell="1" allowOverlap="1" wp14:anchorId="555D5485" wp14:editId="67D3C94A">
+                <wp:simplePos x="0" y="0"/>
+                <wp:positionH relativeFrom="column">
+                  <wp:posOffset>1504071</wp:posOffset>
+                </wp:positionH>
+                <wp:positionV relativeFrom="paragraph">
+                  <wp:posOffset>2979396</wp:posOffset>
+                </wp:positionV>
+                <wp:extent cx="753110" cy="739775"/>
+                <wp:effectExtent l="0" t="0" r="0" b="0"/>
+                <wp:wrapNone/>
+                <wp:docPr id="1585792733" name="Arrow: Circular 10"/>
+                <wp:cNvGraphicFramePr/>
+                <a:graphic xmlns:a="http://schemas.openxmlformats.org/drawingml/2006/main">
+                  <a:graphicData uri="http://schemas.microsoft.com/office/word/2010/wordprocessingShape">
+                    <wps:wsp>
+                      <wps:cNvSpPr/>
+                      <wps:spPr>
+                        <a:xfrm rot="3114087" flipV="1">
+                          <a:off x="0" y="0"/>
+                          <a:ext cx="753110" cy="739775"/>
+                        </a:xfrm>
+                        <a:custGeom>
+                          <a:avLst/>
+                          <a:gdLst>
+                            <a:gd name="csX0" fmla="*/ 47229 w 753110"/>
+                            <a:gd name="csY0" fmla="*/ 394966 h 739775"/>
+                            <a:gd name="csX1" fmla="*/ 318560 w 753110"/>
+                            <a:gd name="csY1" fmla="*/ 51263 h 739775"/>
+                            <a:gd name="csX2" fmla="*/ 693117 w 753110"/>
+                            <a:gd name="csY2" fmla="*/ 277457 h 739775"/>
+                            <a:gd name="csX3" fmla="*/ 736878 w 753110"/>
+                            <a:gd name="csY3" fmla="*/ 277457 h 739775"/>
+                            <a:gd name="csX4" fmla="*/ 660638 w 753110"/>
+                            <a:gd name="csY4" fmla="*/ 369887 h 739775"/>
+                            <a:gd name="csX5" fmla="*/ 551934 w 753110"/>
+                            <a:gd name="csY5" fmla="*/ 277457 h 739775"/>
+                            <a:gd name="csX6" fmla="*/ 594564 w 753110"/>
+                            <a:gd name="csY6" fmla="*/ 277457 h 739775"/>
+                            <a:gd name="csX7" fmla="*/ 321854 w 753110"/>
+                            <a:gd name="csY7" fmla="*/ 144904 h 739775"/>
+                            <a:gd name="csX8" fmla="*/ 139434 w 753110"/>
+                            <a:gd name="csY8" fmla="*/ 387944 h 739775"/>
+                            <a:gd name="csX9" fmla="*/ 47229 w 753110"/>
+                            <a:gd name="csY9" fmla="*/ 394966 h 739775"/>
+                          </a:gdLst>
+                          <a:ahLst/>
+                          <a:cxnLst>
+                            <a:cxn ang="0">
+                              <a:pos x="csX0" y="csY0"/>
+                            </a:cxn>
+                            <a:cxn ang="0">
+                              <a:pos x="csX1" y="csY1"/>
+                            </a:cxn>
+                            <a:cxn ang="0">
+                              <a:pos x="csX2" y="csY2"/>
+                            </a:cxn>
+                            <a:cxn ang="0">
+                              <a:pos x="csX3" y="csY3"/>
+                            </a:cxn>
+                            <a:cxn ang="0">
+                              <a:pos x="csX4" y="csY4"/>
+                            </a:cxn>
+                            <a:cxn ang="0">
+                              <a:pos x="csX5" y="csY5"/>
+                            </a:cxn>
+                            <a:cxn ang="0">
+                              <a:pos x="csX6" y="csY6"/>
+                            </a:cxn>
+                            <a:cxn ang="0">
+                              <a:pos x="csX7" y="csY7"/>
+                            </a:cxn>
+                            <a:cxn ang="0">
+                              <a:pos x="csX8" y="csY8"/>
+                            </a:cxn>
+                            <a:cxn ang="0">
+                              <a:pos x="csX9" y="csY9"/>
+                            </a:cxn>
+                          </a:cxnLst>
+                          <a:rect l="l" t="t" r="r" b="b"/>
+                          <a:pathLst>
+                            <a:path w="753110" h="739775" fill="none" extrusionOk="0">
+                              <a:moveTo>
+                                <a:pt x="47229" y="394966"/>
+                              </a:moveTo>
+                              <a:cubicBezTo>
+                                <a:pt x="26467" y="232343"/>
+                                <a:pt x="138605" y="98152"/>
+                                <a:pt x="318560" y="51263"/>
+                              </a:cubicBezTo>
+                              <a:cubicBezTo>
+                                <a:pt x="443229" y="24761"/>
+                                <a:pt x="642686" y="127084"/>
+                                <a:pt x="693117" y="277457"/>
+                              </a:cubicBezTo>
+                              <a:cubicBezTo>
+                                <a:pt x="711680" y="274426"/>
+                                <a:pt x="727166" y="280757"/>
+                                <a:pt x="736878" y="277457"/>
+                              </a:cubicBezTo>
+                              <a:cubicBezTo>
+                                <a:pt x="710068" y="322322"/>
+                                <a:pt x="681780" y="334574"/>
+                                <a:pt x="660638" y="369887"/>
+                              </a:cubicBezTo>
+                              <a:cubicBezTo>
+                                <a:pt x="628039" y="356562"/>
+                                <a:pt x="585952" y="295231"/>
+                                <a:pt x="551934" y="277457"/>
+                              </a:cubicBezTo>
+                              <a:cubicBezTo>
+                                <a:pt x="566963" y="274196"/>
+                                <a:pt x="579508" y="280582"/>
+                                <a:pt x="594564" y="277457"/>
+                              </a:cubicBezTo>
+                              <a:cubicBezTo>
+                                <a:pt x="553927" y="179654"/>
+                                <a:pt x="430853" y="130876"/>
+                                <a:pt x="321854" y="144904"/>
+                              </a:cubicBezTo>
+                              <a:cubicBezTo>
+                                <a:pt x="213952" y="162134"/>
+                                <a:pt x="127741" y="276560"/>
+                                <a:pt x="139434" y="387944"/>
+                              </a:cubicBezTo>
+                              <a:cubicBezTo>
+                                <a:pt x="102740" y="401181"/>
+                                <a:pt x="91177" y="389337"/>
+                                <a:pt x="47229" y="394966"/>
+                              </a:cubicBezTo>
+                              <a:close/>
+                            </a:path>
+                            <a:path w="753110" h="739775" stroke="0" extrusionOk="0">
+                              <a:moveTo>
+                                <a:pt x="47229" y="394966"/>
+                              </a:moveTo>
+                              <a:cubicBezTo>
+                                <a:pt x="2181" y="193015"/>
+                                <a:pt x="160027" y="65417"/>
+                                <a:pt x="318560" y="51263"/>
+                              </a:cubicBezTo>
+                              <a:cubicBezTo>
+                                <a:pt x="477489" y="14417"/>
+                                <a:pt x="643130" y="154433"/>
+                                <a:pt x="693117" y="277457"/>
+                              </a:cubicBezTo>
+                              <a:cubicBezTo>
+                                <a:pt x="712777" y="273276"/>
+                                <a:pt x="716950" y="282173"/>
+                                <a:pt x="736878" y="277457"/>
+                              </a:cubicBezTo>
+                              <a:cubicBezTo>
+                                <a:pt x="727328" y="310603"/>
+                                <a:pt x="676872" y="345601"/>
+                                <a:pt x="660638" y="369887"/>
+                              </a:cubicBezTo>
+                              <a:cubicBezTo>
+                                <a:pt x="617424" y="337030"/>
+                                <a:pt x="602349" y="310934"/>
+                                <a:pt x="551934" y="277457"/>
+                              </a:cubicBezTo>
+                              <a:cubicBezTo>
+                                <a:pt x="569663" y="273056"/>
+                                <a:pt x="581906" y="282488"/>
+                                <a:pt x="594564" y="277457"/>
+                              </a:cubicBezTo>
+                              <a:cubicBezTo>
+                                <a:pt x="546193" y="174012"/>
+                                <a:pt x="432045" y="135194"/>
+                                <a:pt x="321854" y="144904"/>
+                              </a:cubicBezTo>
+                              <a:cubicBezTo>
+                                <a:pt x="217299" y="167191"/>
+                                <a:pt x="111644" y="269075"/>
+                                <a:pt x="139434" y="387944"/>
+                              </a:cubicBezTo>
+                              <a:cubicBezTo>
+                                <a:pt x="98621" y="396183"/>
+                                <a:pt x="86880" y="382992"/>
+                                <a:pt x="47229" y="394966"/>
+                              </a:cubicBezTo>
+                              <a:close/>
+                            </a:path>
+                          </a:pathLst>
+                        </a:custGeom>
+                        <a:solidFill>
+                          <a:schemeClr val="bg1">
+                            <a:lumMod val="50000"/>
+                          </a:schemeClr>
+                        </a:solidFill>
+                        <a:ln>
+                          <a:extLst>
+                            <a:ext uri="{C807C97D-BFC1-408E-A445-0C87EB9F89A2}">
+                              <ask:lineSketchStyleProps xmlns:ask="http://schemas.microsoft.com/office/drawing/2018/sketchyshapes" sd="1740579852">
+                                <a:prstGeom prst="circularArrow">
+                                  <a:avLst>
+                                    <a:gd name="adj1" fmla="val 12500"/>
+                                    <a:gd name="adj2" fmla="val 1142319"/>
+                                    <a:gd name="adj3" fmla="val 20457681"/>
+                                    <a:gd name="adj4" fmla="val 10538713"/>
+                                    <a:gd name="adj5" fmla="val 12500"/>
+                                  </a:avLst>
+                                </a:prstGeom>
+                                <ask:type>
+                                  <ask:lineSketchScribble/>
+                                </ask:type>
+                              </ask:lineSketchStyleProps>
+                            </a:ext>
+                          </a:extLst>
+                        </a:ln>
+                      </wps:spPr>
+                      <wps:style>
+                        <a:lnRef idx="2">
+                          <a:schemeClr val="dk1">
+                            <a:shade val="15000"/>
+                          </a:schemeClr>
+                        </a:lnRef>
+                        <a:fillRef idx="1">
+                          <a:schemeClr val="dk1"/>
+                        </a:fillRef>
+                        <a:effectRef idx="0">
+                          <a:schemeClr val="dk1"/>
+                        </a:effectRef>
+                        <a:fontRef idx="minor">
+                          <a:schemeClr val="lt1"/>
+                        </a:fontRef>
+                      </wps:style>
+                      <wps:bodyPr rot="0" spcFirstLastPara="0" vertOverflow="overflow" horzOverflow="overflow" vert="horz" wrap="square" lIns="91440" tIns="45720" rIns="91440" bIns="45720" numCol="1" spcCol="0" rtlCol="0" fromWordArt="0" anchor="ctr" anchorCtr="0" forceAA="0" compatLnSpc="1">
+                        <a:prstTxWarp prst="textNoShape">
+                          <a:avLst/>
+                        </a:prstTxWarp>
+                        <a:noAutofit/>
+                      </wps:bodyPr>
+                    </wps:wsp>
+                  </a:graphicData>
+                </a:graphic>
+                <wp14:sizeRelH relativeFrom="margin">
+                  <wp14:pctWidth>0</wp14:pctWidth>
+                </wp14:sizeRelH>
+                <wp14:sizeRelV relativeFrom="margin">
+                  <wp14:pctHeight>0</wp14:pctHeight>
+                </wp14:sizeRelV>
+              </wp:anchor>
+            </w:drawing>
+          </mc:Choice>
+          <mc:Fallback>
+            <w:pict>
+              <v:shape w14:anchorId="6CEB6217" id="Arrow: Circular 10" o:spid="_x0000_s1026" style="position:absolute;margin-left:118.45pt;margin-top:234.6pt;width:59.3pt;height:58.25pt;rotation:-3401413fd;flip:y;z-index:251667456;visibility:visible;mso-wrap-style:square;mso-width-percent:0;mso-height-percent:0;mso-wrap-distance-left:9pt;mso-wrap-distance-top:0;mso-wrap-distance-right:9pt;mso-wrap-distance-bottom:0;mso-position-horizontal:absolute;mso-position-horizontal-relative:text;mso-position-vertical:absolute;mso-position-vertical-relative:text;mso-width-percent:0;mso-height-percent:0;mso-width-relative:margin;mso-height-relative:margin;v-text-anchor:middle" coordsize="753110,739775" o:gfxdata="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" path="m47229,394966c34072,229097,151401,80472,318560,51263,483952,22362,645138,119702,693117,277457r43761,l660638,369887,551934,277457r42630,c548584,175002,433773,119198,321854,144904,207714,171121,130273,274296,139434,387944r-92205,7022xe" fillcolor="#7f7f7f [1612]" strokecolor="black [480]" strokeweight="1.5pt">
+                <v:stroke joinstyle="miter"/>
+                <v:path arrowok="t" o:connecttype="custom" o:connectlocs="47229,394966;318560,51263;693117,277457;736878,277457;660638,369887;551934,277457;594564,277457;321854,144904;139434,387944;47229,394966" o:connectangles="0,0,0,0,0,0,0,0,0,0"/>
+              </v:shape>
+            </w:pict>
+          </mc:Fallback>
+        </mc:AlternateContent>
+      </w:r>
+      <w:r>
+        <w:rPr>
+          <w:rFonts w:ascii="Architects Daughter" w:hAnsi="Architects Daughter"/>
+          <w:noProof/>
+          <w:sz w:val="20"/>
+          <w:szCs w:val="20"/>
+        </w:rPr>
+        <mc:AlternateContent>
+          <mc:Choice Requires="wps">
+            <w:drawing>
+              <wp:anchor distT="0" distB="0" distL="114300" distR="114300" simplePos="0" relativeHeight="251665408" behindDoc="0" locked="0" layoutInCell="1" allowOverlap="1" wp14:anchorId="33BCF25B" wp14:editId="49A953E5">
+                <wp:simplePos x="0" y="0"/>
+                <wp:positionH relativeFrom="column">
+                  <wp:posOffset>1135228</wp:posOffset>
+                </wp:positionH>
+                <wp:positionV relativeFrom="paragraph">
+                  <wp:posOffset>1387712</wp:posOffset>
+                </wp:positionV>
+                <wp:extent cx="753110" cy="739775"/>
+                <wp:effectExtent l="0" t="0" r="0" b="0"/>
+                <wp:wrapNone/>
+                <wp:docPr id="737621313" name="Arrow: Circular 10"/>
+                <wp:cNvGraphicFramePr/>
+                <a:graphic xmlns:a="http://schemas.openxmlformats.org/drawingml/2006/main">
+                  <a:graphicData uri="http://schemas.microsoft.com/office/word/2010/wordprocessingShape">
+                    <wps:wsp>
+                      <wps:cNvSpPr/>
+                      <wps:spPr>
+                        <a:xfrm rot="2491054">
+                          <a:off x="0" y="0"/>
+                          <a:ext cx="753110" cy="739775"/>
+                        </a:xfrm>
+                        <a:custGeom>
+                          <a:avLst/>
+                          <a:gdLst>
+                            <a:gd name="csX0" fmla="*/ 47229 w 753110"/>
+                            <a:gd name="csY0" fmla="*/ 394966 h 739775"/>
+                            <a:gd name="csX1" fmla="*/ 318560 w 753110"/>
+                            <a:gd name="csY1" fmla="*/ 51263 h 739775"/>
+                            <a:gd name="csX2" fmla="*/ 693117 w 753110"/>
+                            <a:gd name="csY2" fmla="*/ 277457 h 739775"/>
+                            <a:gd name="csX3" fmla="*/ 736878 w 753110"/>
+                            <a:gd name="csY3" fmla="*/ 277457 h 739775"/>
+                            <a:gd name="csX4" fmla="*/ 660638 w 753110"/>
+                            <a:gd name="csY4" fmla="*/ 369887 h 739775"/>
+                            <a:gd name="csX5" fmla="*/ 551934 w 753110"/>
+                            <a:gd name="csY5" fmla="*/ 277457 h 739775"/>
+                            <a:gd name="csX6" fmla="*/ 594564 w 753110"/>
+                            <a:gd name="csY6" fmla="*/ 277457 h 739775"/>
+                            <a:gd name="csX7" fmla="*/ 321854 w 753110"/>
+                            <a:gd name="csY7" fmla="*/ 144904 h 739775"/>
+                            <a:gd name="csX8" fmla="*/ 139434 w 753110"/>
+                            <a:gd name="csY8" fmla="*/ 387944 h 739775"/>
+                            <a:gd name="csX9" fmla="*/ 47229 w 753110"/>
+                            <a:gd name="csY9" fmla="*/ 394966 h 739775"/>
+                          </a:gdLst>
+                          <a:ahLst/>
+                          <a:cxnLst>
+                            <a:cxn ang="0">
+                              <a:pos x="csX0" y="csY0"/>
+                            </a:cxn>
+                            <a:cxn ang="0">
+                              <a:pos x="csX1" y="csY1"/>
+                            </a:cxn>
+                            <a:cxn ang="0">
+                              <a:pos x="csX2" y="csY2"/>
+                            </a:cxn>
+                            <a:cxn ang="0">
+                              <a:pos x="csX3" y="csY3"/>
+                            </a:cxn>
+                            <a:cxn ang="0">
+                              <a:pos x="csX4" y="csY4"/>
+                            </a:cxn>
+                            <a:cxn ang="0">
+                              <a:pos x="csX5" y="csY5"/>
+                            </a:cxn>
+                            <a:cxn ang="0">
+                              <a:pos x="csX6" y="csY6"/>
+                            </a:cxn>
+                            <a:cxn ang="0">
+                              <a:pos x="csX7" y="csY7"/>
+                            </a:cxn>
+                            <a:cxn ang="0">
+                              <a:pos x="csX8" y="csY8"/>
+                            </a:cxn>
+                            <a:cxn ang="0">
+                              <a:pos x="csX9" y="csY9"/>
+                            </a:cxn>
+                          </a:cxnLst>
+                          <a:rect l="l" t="t" r="r" b="b"/>
+                          <a:pathLst>
+                            <a:path w="753110" h="739775" fill="none" extrusionOk="0">
+                              <a:moveTo>
+                                <a:pt x="47229" y="394966"/>
+                              </a:moveTo>
+                              <a:cubicBezTo>
+                                <a:pt x="26467" y="232343"/>
+                                <a:pt x="138605" y="98152"/>
+                                <a:pt x="318560" y="51263"/>
+                              </a:cubicBezTo>
+                              <a:cubicBezTo>
+                                <a:pt x="443229" y="24761"/>
+                                <a:pt x="642686" y="127084"/>
+                                <a:pt x="693117" y="277457"/>
+                              </a:cubicBezTo>
+                              <a:cubicBezTo>
+                                <a:pt x="711680" y="274426"/>
+                                <a:pt x="727166" y="280757"/>
+                                <a:pt x="736878" y="277457"/>
+                              </a:cubicBezTo>
+                              <a:cubicBezTo>
+                                <a:pt x="710068" y="322322"/>
+                                <a:pt x="681780" y="334574"/>
+                                <a:pt x="660638" y="369887"/>
+                              </a:cubicBezTo>
+                              <a:cubicBezTo>
+                                <a:pt x="628039" y="356562"/>
+                                <a:pt x="585952" y="295231"/>
+                                <a:pt x="551934" y="277457"/>
+                              </a:cubicBezTo>
+                              <a:cubicBezTo>
+                                <a:pt x="566963" y="274196"/>
+                                <a:pt x="579508" y="280582"/>
+                                <a:pt x="594564" y="277457"/>
+                              </a:cubicBezTo>
+                              <a:cubicBezTo>
+                                <a:pt x="553927" y="179654"/>
+                                <a:pt x="430853" y="130876"/>
+                                <a:pt x="321854" y="144904"/>
+                              </a:cubicBezTo>
+                              <a:cubicBezTo>
+                                <a:pt x="213952" y="162134"/>
+                                <a:pt x="127741" y="276560"/>
+                                <a:pt x="139434" y="387944"/>
+                              </a:cubicBezTo>
+                              <a:cubicBezTo>
+                                <a:pt x="102740" y="401181"/>
+                                <a:pt x="91177" y="389337"/>
+                                <a:pt x="47229" y="394966"/>
+                              </a:cubicBezTo>
+                              <a:close/>
+                            </a:path>
+                            <a:path w="753110" h="739775" stroke="0" extrusionOk="0">
+                              <a:moveTo>
+                                <a:pt x="47229" y="394966"/>
+                              </a:moveTo>
+                              <a:cubicBezTo>
+                                <a:pt x="2181" y="193015"/>
+                                <a:pt x="160027" y="65417"/>
+                                <a:pt x="318560" y="51263"/>
+                              </a:cubicBezTo>
+                              <a:cubicBezTo>
+                                <a:pt x="477489" y="14417"/>
+                                <a:pt x="643130" y="154433"/>
+                                <a:pt x="693117" y="277457"/>
+                              </a:cubicBezTo>
+                              <a:cubicBezTo>
+                                <a:pt x="712777" y="273276"/>
+                                <a:pt x="716950" y="282173"/>
+                                <a:pt x="736878" y="277457"/>
+                              </a:cubicBezTo>
+                              <a:cubicBezTo>
+                                <a:pt x="727328" y="310603"/>
+                                <a:pt x="676872" y="345601"/>
+                                <a:pt x="660638" y="369887"/>
+                              </a:cubicBezTo>
+                              <a:cubicBezTo>
+                                <a:pt x="617424" y="337030"/>
+                                <a:pt x="602349" y="310934"/>
+                                <a:pt x="551934" y="277457"/>
+                              </a:cubicBezTo>
+                              <a:cubicBezTo>
+                                <a:pt x="569663" y="273056"/>
+                                <a:pt x="581906" y="282488"/>
+                                <a:pt x="594564" y="277457"/>
+                              </a:cubicBezTo>
+                              <a:cubicBezTo>
+                                <a:pt x="546193" y="174012"/>
+                                <a:pt x="432045" y="135194"/>
+                                <a:pt x="321854" y="144904"/>
+                              </a:cubicBezTo>
+                              <a:cubicBezTo>
+                                <a:pt x="217299" y="167191"/>
+                                <a:pt x="111644" y="269075"/>
+                                <a:pt x="139434" y="387944"/>
+                              </a:cubicBezTo>
+                              <a:cubicBezTo>
+                                <a:pt x="98621" y="396183"/>
+                                <a:pt x="86880" y="382992"/>
+                                <a:pt x="47229" y="394966"/>
+                              </a:cubicBezTo>
+                              <a:close/>
+                            </a:path>
+                          </a:pathLst>
+                        </a:custGeom>
+                        <a:solidFill>
+                          <a:schemeClr val="bg1">
+                            <a:lumMod val="50000"/>
+                          </a:schemeClr>
+                        </a:solidFill>
+                        <a:ln>
+                          <a:extLst>
+                            <a:ext uri="{C807C97D-BFC1-408E-A445-0C87EB9F89A2}">
+                              <ask:lineSketchStyleProps xmlns:ask="http://schemas.microsoft.com/office/drawing/2018/sketchyshapes" sd="1740579852">
+                                <a:prstGeom prst="circularArrow">
+                                  <a:avLst>
+                                    <a:gd name="adj1" fmla="val 12500"/>
+                                    <a:gd name="adj2" fmla="val 1142319"/>
+                                    <a:gd name="adj3" fmla="val 20457681"/>
+                                    <a:gd name="adj4" fmla="val 10538713"/>
+                                    <a:gd name="adj5" fmla="val 12500"/>
+                                  </a:avLst>
+                                </a:prstGeom>
+                                <ask:type>
+                                  <ask:lineSketchScribble/>
+                                </ask:type>
+                              </ask:lineSketchStyleProps>
+                            </a:ext>
+                          </a:extLst>
+                        </a:ln>
+                      </wps:spPr>
+                      <wps:style>
+                        <a:lnRef idx="2">
+                          <a:schemeClr val="dk1">
+                            <a:shade val="15000"/>
+                          </a:schemeClr>
+                        </a:lnRef>
+                        <a:fillRef idx="1">
+                          <a:schemeClr val="dk1"/>
+                        </a:fillRef>
+                        <a:effectRef idx="0">
+                          <a:schemeClr val="dk1"/>
+                        </a:effectRef>
+                        <a:fontRef idx="minor">
+                          <a:schemeClr val="lt1"/>
+                        </a:fontRef>
+                      </wps:style>
+                      <wps:bodyPr rot="0" spcFirstLastPara="0" vertOverflow="overflow" horzOverflow="overflow" vert="horz" wrap="square" lIns="91440" tIns="45720" rIns="91440" bIns="45720" numCol="1" spcCol="0" rtlCol="0" fromWordArt="0" anchor="ctr" anchorCtr="0" forceAA="0" compatLnSpc="1">
+                        <a:prstTxWarp prst="textNoShape">
+                          <a:avLst/>
+                        </a:prstTxWarp>
+                        <a:noAutofit/>
+                      </wps:bodyPr>
+                    </wps:wsp>
+                  </a:graphicData>
+                </a:graphic>
+                <wp14:sizeRelH relativeFrom="margin">
+                  <wp14:pctWidth>0</wp14:pctWidth>
+                </wp14:sizeRelH>
+                <wp14:sizeRelV relativeFrom="margin">
+                  <wp14:pctHeight>0</wp14:pctHeight>
+                </wp14:sizeRelV>
+              </wp:anchor>
+            </w:drawing>
+          </mc:Choice>
+          <mc:Fallback>
+            <w:pict>
+              <v:shape w14:anchorId="682399C0" id="Arrow: Circular 10" o:spid="_x0000_s1026" style="position:absolute;margin-left:89.4pt;margin-top:109.25pt;width:59.3pt;height:58.25pt;rotation:2720895fd;z-index:251665408;visibility:visible;mso-wrap-style:square;mso-width-percent:0;mso-height-percent:0;mso-wrap-distance-left:9pt;mso-wrap-distance-top:0;mso-wrap-distance-right:9pt;mso-wrap-distance-bottom:0;mso-position-horizontal:absolute;mso-position-horizontal-relative:text;mso-position-vertical:absolute;mso-position-vertical-relative:text;mso-width-percent:0;mso-height-percent:0;mso-width-relative:margin;mso-height-relative:margin;v-text-anchor:middle" coordsize="753110,739775" o:gfxdata="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" path="m47229,394966c34072,229097,151401,80472,318560,51263,483952,22362,645138,119702,693117,277457r43761,l660638,369887,551934,277457r42630,c548584,175002,433773,119198,321854,144904,207714,171121,130273,274296,139434,387944r-92205,7022xe" fillcolor="#7f7f7f [1612]" strokecolor="black [480]" strokeweight="1.5pt">
+                <v:stroke joinstyle="miter"/>
+                <v:path arrowok="t" o:connecttype="custom" o:connectlocs="47229,394966;318560,51263;693117,277457;736878,277457;660638,369887;551934,277457;594564,277457;321854,144904;139434,387944;47229,394966" o:connectangles="0,0,0,0,0,0,0,0,0,0"/>
+              </v:shape>
+            </w:pict>
+          </mc:Fallback>
+        </mc:AlternateContent>
+      </w:r>
+      <w:r>
+        <w:rPr>
+          <w:rFonts w:ascii="Architects Daughter" w:hAnsi="Architects Daughter"/>
+          <w:noProof/>
+          <w:sz w:val="20"/>
+          <w:szCs w:val="20"/>
+        </w:rPr>
+        <w:drawing>
+          <wp:anchor distT="0" distB="0" distL="114300" distR="114300" simplePos="0" relativeHeight="251661312" behindDoc="0" locked="0" layoutInCell="1" allowOverlap="1" wp14:anchorId="7582ED17" wp14:editId="2A6C0D92">
+            <wp:simplePos x="0" y="0"/>
+            <wp:positionH relativeFrom="column">
+              <wp:posOffset>1005328</wp:posOffset>
+            </wp:positionH>
+            <wp:positionV relativeFrom="paragraph">
+              <wp:posOffset>1981153</wp:posOffset>
+            </wp:positionV>
+            <wp:extent cx="1396501" cy="1047693"/>
+            <wp:effectExtent l="0" t="0" r="0" b="0"/>
+            <wp:wrapNone/>
+            <wp:docPr id="1009712293" name="Picture 3"/>
+            <wp:cNvGraphicFramePr>
+              <a:graphicFrameLocks xmlns:a="http://schemas.openxmlformats.org/drawingml/2006/main" noChangeAspect="1"/>
+            </wp:cNvGraphicFramePr>
+            <a:graphic xmlns:a="http://schemas.openxmlformats.org/drawingml/2006/main">
+              <a:graphicData uri="http://schemas.openxmlformats.org/drawingml/2006/picture">
+                <pic:pic xmlns:pic="http://schemas.openxmlformats.org/drawingml/2006/picture">
+                  <pic:nvPicPr>
+                    <pic:cNvPr id="0" name="Picture 1"/>
+                    <pic:cNvPicPr>
+                      <a:picLocks noChangeAspect="1" noChangeArrowheads="1"/>
+                    </pic:cNvPicPr>
+                  </pic:nvPicPr>
+                  <pic:blipFill>
+                    <a:blip r:embed="rId7" cstate="print">
+                      <a:extLst>
+                        <a:ext uri="{BEBA8EAE-BF5A-486C-A8C5-ECC9F3942E4B}">
+                          <a14:imgProps xmlns:a14="http://schemas.microsoft.com/office/drawing/2010/main">
+                            <a14:imgLayer r:embed="rId8">
+                              <a14:imgEffect>
+                                <a14:backgroundRemoval t="9933" b="90402" l="9958" r="89958">
+                                  <a14:foregroundMark x1="8787" y1="37723" x2="11715" y2="58817"/>
+                                  <a14:foregroundMark x1="11715" y1="58817" x2="50795" y2="90402"/>
+                                  <a14:foregroundMark x1="50795" y1="90402" x2="52971" y2="71987"/>
+                                  <a14:foregroundMark x1="52971" y1="71987" x2="38326" y2="69866"/>
+                                  <a14:foregroundMark x1="38326" y1="69866" x2="50879" y2="80915"/>
+                                  <a14:foregroundMark x1="50879" y1="80915" x2="72469" y2="66853"/>
+                                  <a14:foregroundMark x1="72469" y1="66853" x2="83766" y2="52344"/>
+                                  <a14:foregroundMark x1="83766" y1="52344" x2="72552" y2="71987"/>
+                                  <a14:foregroundMark x1="72552" y1="71987" x2="54310" y2="80022"/>
+                                  <a14:foregroundMark x1="54310" y1="80022" x2="63766" y2="62388"/>
+                                  <a14:foregroundMark x1="63766" y1="62388" x2="74477" y2="56250"/>
+                                  <a14:foregroundMark x1="18410" y1="51339" x2="18410" y2="51339"/>
+                                </a14:backgroundRemoval>
+                              </a14:imgEffect>
+                            </a14:imgLayer>
+                          </a14:imgProps>
+                        </a:ext>
+                        <a:ext uri="{28A0092B-C50C-407E-A947-70E740481C1C}">
+                          <a14:useLocalDpi xmlns:a14="http://schemas.microsoft.com/office/drawing/2010/main" val="0"/>
+                        </a:ext>
+                      </a:extLst>
+                    </a:blip>
+                    <a:srcRect/>
+                    <a:stretch>
+                      <a:fillRect/>
+                    </a:stretch>
+                  </pic:blipFill>
+                  <pic:spPr bwMode="auto">
+                    <a:xfrm>
+                      <a:off x="0" y="0"/>
+                      <a:ext cx="1396501" cy="1047693"/>
+                    </a:xfrm>
+                    <a:prstGeom prst="rect">
+                      <a:avLst/>
+                    </a:prstGeom>
+                    <a:noFill/>
+                    <a:ln>
+                      <a:noFill/>
+                    </a:ln>
+                  </pic:spPr>
+                </pic:pic>
+              </a:graphicData>
+            </a:graphic>
+            <wp14:sizeRelH relativeFrom="page">
+              <wp14:pctWidth>0</wp14:pctWidth>
+            </wp14:sizeRelH>
+            <wp14:sizeRelV relativeFrom="page">
+              <wp14:pctHeight>0</wp14:pctHeight>
+            </wp14:sizeRelV>
+          </wp:anchor>
+        </w:drawing>
+      </w:r>
+      <w:r>
+        <w:rPr>
+          <w:rFonts w:ascii="Architects Daughter" w:hAnsi="Architects Daughter"/>
+          <w:noProof/>
+          <w:sz w:val="20"/>
+          <w:szCs w:val="20"/>
+        </w:rPr>
+        <w:drawing>
+          <wp:anchor distT="0" distB="0" distL="114300" distR="114300" simplePos="0" relativeHeight="251662336" behindDoc="0" locked="0" layoutInCell="1" allowOverlap="1" wp14:anchorId="4DC06A5F" wp14:editId="4CF33CB0">
+            <wp:simplePos x="0" y="0"/>
+            <wp:positionH relativeFrom="page">
+              <wp:align>left</wp:align>
+            </wp:positionH>
+            <wp:positionV relativeFrom="paragraph">
+              <wp:posOffset>984572</wp:posOffset>
+            </wp:positionV>
+            <wp:extent cx="1630908" cy="1223552"/>
+            <wp:effectExtent l="0" t="0" r="0" b="0"/>
+            <wp:wrapNone/>
+            <wp:docPr id="556292024" name="Picture 4"/>
+            <wp:cNvGraphicFramePr>
+              <a:graphicFrameLocks xmlns:a="http://schemas.openxmlformats.org/drawingml/2006/main" noChangeAspect="1"/>
+            </wp:cNvGraphicFramePr>
+            <a:graphic xmlns:a="http://schemas.openxmlformats.org/drawingml/2006/main">
+              <a:graphicData uri="http://schemas.openxmlformats.org/drawingml/2006/picture">
+                <pic:pic xmlns:pic="http://schemas.openxmlformats.org/drawingml/2006/picture">
+                  <pic:nvPicPr>
+                    <pic:cNvPr id="0" name="Picture 2"/>
+                    <pic:cNvPicPr>
+                      <a:picLocks noChangeAspect="1" noChangeArrowheads="1"/>
+                    </pic:cNvPicPr>
+                  </pic:nvPicPr>
+                  <pic:blipFill>
+                    <a:blip r:embed="rId9" cstate="print">
+                      <a:extLst>
+                        <a:ext uri="{BEBA8EAE-BF5A-486C-A8C5-ECC9F3942E4B}">
+                          <a14:imgProps xmlns:a14="http://schemas.microsoft.com/office/drawing/2010/main">
+                            <a14:imgLayer r:embed="rId10">
+                              <a14:imgEffect>
+                                <a14:backgroundRemoval t="6920" b="94978" l="9791" r="89791">
+                                  <a14:foregroundMark x1="21423" y1="42969" x2="36067" y2="23772"/>
+                                  <a14:foregroundMark x1="36067" y1="23772" x2="57992" y2="21875"/>
+                                  <a14:foregroundMark x1="57992" y1="21875" x2="73305" y2="40848"/>
+                                  <a14:foregroundMark x1="73305" y1="40848" x2="47029" y2="43527"/>
+                                  <a14:foregroundMark x1="47029" y1="43527" x2="38494" y2="57366"/>
+                                  <a14:foregroundMark x1="38494" y1="57366" x2="38494" y2="58482"/>
+                                  <a14:foregroundMark x1="31046" y1="71987" x2="31046" y2="71987"/>
+                                  <a14:foregroundMark x1="51548" y1="95089" x2="51548" y2="95089"/>
+                                  <a14:foregroundMark x1="49038" y1="49442" x2="49038" y2="49442"/>
+                                  <a14:foregroundMark x1="39749" y1="16629" x2="39749" y2="16629"/>
+                                  <a14:foregroundMark x1="46862" y1="7143" x2="46862" y2="7143"/>
+                                  <a14:foregroundMark x1="46360" y1="6920" x2="46360" y2="6920"/>
+                                  <a14:backgroundMark x1="72720" y1="86942" x2="72720" y2="86942"/>
+                                </a14:backgroundRemoval>
+                              </a14:imgEffect>
+                            </a14:imgLayer>
+                          </a14:imgProps>
+                        </a:ext>
+                        <a:ext uri="{28A0092B-C50C-407E-A947-70E740481C1C}">
+                          <a14:useLocalDpi xmlns:a14="http://schemas.microsoft.com/office/drawing/2010/main" val="0"/>
+                        </a:ext>
+                      </a:extLst>
+                    </a:blip>
+                    <a:srcRect/>
+                    <a:stretch>
+                      <a:fillRect/>
+                    </a:stretch>
+                  </pic:blipFill>
+                  <pic:spPr bwMode="auto">
+                    <a:xfrm>
+                      <a:off x="0" y="0"/>
+                      <a:ext cx="1630908" cy="1223552"/>
+                    </a:xfrm>
+                    <a:prstGeom prst="rect">
+                      <a:avLst/>
+                    </a:prstGeom>
+                    <a:noFill/>
+                    <a:ln>
+                      <a:noFill/>
+                    </a:ln>
+                  </pic:spPr>
+                </pic:pic>
+              </a:graphicData>
+            </a:graphic>
+            <wp14:sizeRelH relativeFrom="page">
+              <wp14:pctWidth>0</wp14:pctWidth>
+            </wp14:sizeRelH>
+            <wp14:sizeRelV relativeFrom="page">
+              <wp14:pctHeight>0</wp14:pctHeight>
+            </wp14:sizeRelV>
+          </wp:anchor>
+        </w:drawing>
+      </w:r>
       <w:r>
         <w:rPr>
           <w:rFonts w:ascii="Architects Daughter" w:hAnsi="Architects Daughter"/>
@@ -158,8 +967,8 @@
                             <w:pPr>
                               <w:pStyle w:val="NoSpacing"/>
                               <w:rPr>
-                                <w:sz w:val="22"/>
-                                <w:szCs w:val="22"/>
+                                <w:sz w:val="20"/>
+                                <w:szCs w:val="20"/>
                               </w:rPr>
                             </w:pPr>
                           </w:p>
@@ -169,16 +978,16 @@
                               <w:rPr>
                                 <w:rFonts w:ascii="Caveat" w:hAnsi="Caveat"/>
                                 <w:color w:val="000000" w:themeColor="text1"/>
-                                <w:sz w:val="32"/>
-                                <w:szCs w:val="32"/>
+                                <w:sz w:val="28"/>
+                                <w:szCs w:val="28"/>
                               </w:rPr>
                             </w:pPr>
                             <w:r>
                               <w:rPr>
                                 <w:rFonts w:ascii="Caveat" w:hAnsi="Caveat"/>
                                 <w:color w:val="000000" w:themeColor="text1"/>
-                                <w:sz w:val="32"/>
-                                <w:szCs w:val="32"/>
+                                <w:sz w:val="28"/>
+                                <w:szCs w:val="28"/>
                               </w:rPr>
                               <w:t>Hello Juno!</w:t>
                             </w:r>
@@ -186,8 +995,8 @@
                               <w:rPr>
                                 <w:rFonts w:ascii="Caveat" w:hAnsi="Caveat"/>
                                 <w:color w:val="000000" w:themeColor="text1"/>
-                                <w:sz w:val="32"/>
-                                <w:szCs w:val="32"/>
+                                <w:sz w:val="28"/>
+                                <w:szCs w:val="28"/>
                               </w:rPr>
                               <w:br/>
                             </w:r>
@@ -195,8 +1004,8 @@
                               <w:rPr>
                                 <w:rFonts w:ascii="Caveat" w:hAnsi="Caveat"/>
                                 <w:color w:val="000000" w:themeColor="text1"/>
-                                <w:sz w:val="22"/>
-                                <w:szCs w:val="22"/>
+                                <w:sz w:val="20"/>
+                                <w:szCs w:val="20"/>
                               </w:rPr>
                               <w:br/>
                             </w:r>
@@ -204,17 +1013,64 @@
                               <w:rPr>
                                 <w:rFonts w:ascii="Caveat" w:hAnsi="Caveat"/>
                                 <w:color w:val="000000" w:themeColor="text1"/>
-                                <w:sz w:val="32"/>
-                                <w:szCs w:val="32"/>
+                                <w:sz w:val="28"/>
+                                <w:szCs w:val="28"/>
                               </w:rPr>
-                              <w:t>Your dog is famous! He was featured in today’s journal. Such a good boy!</w:t>
+                              <w:t xml:space="preserve">Thank you for </w:t>
                             </w:r>
                             <w:r>
                               <w:rPr>
                                 <w:rFonts w:ascii="Caveat" w:hAnsi="Caveat"/>
                                 <w:color w:val="000000" w:themeColor="text1"/>
-                                <w:sz w:val="32"/>
-                                <w:szCs w:val="32"/>
+                                <w:sz w:val="28"/>
+                                <w:szCs w:val="28"/>
+                              </w:rPr>
+                              <w:t xml:space="preserve">your card! </w:t>
+                            </w:r>
+                            <w:r>
+                              <w:rPr>
+                                <w:rFonts w:ascii="Caveat" w:hAnsi="Caveat"/>
+                                <w:color w:val="000000" w:themeColor="text1"/>
+                                <w:sz w:val="28"/>
+                                <w:szCs w:val="28"/>
+                              </w:rPr>
+                              <w:t xml:space="preserve"> </w:t>
+                            </w:r>
+                          </w:p>
+                          <w:p>
+                            <w:pPr>
+                              <w:ind w:left="284" w:right="283"/>
+                              <w:rPr>
+                                <w:rFonts w:ascii="Caveat" w:hAnsi="Caveat"/>
+                                <w:color w:val="000000" w:themeColor="text1"/>
+                                <w:sz w:val="28"/>
+                                <w:szCs w:val="28"/>
+                              </w:rPr>
+                            </w:pPr>
+                            <w:r>
+                              <w:rPr>
+                                <w:rFonts w:ascii="Caveat" w:hAnsi="Caveat"/>
+                                <w:color w:val="000000" w:themeColor="text1"/>
+                                <w:sz w:val="28"/>
+                                <w:szCs w:val="28"/>
+                              </w:rPr>
+                              <w:t>Look what we found: y</w:t>
+                            </w:r>
+                            <w:r>
+                              <w:rPr>
+                                <w:rFonts w:ascii="Caveat" w:hAnsi="Caveat"/>
+                                <w:color w:val="000000" w:themeColor="text1"/>
+                                <w:sz w:val="28"/>
+                                <w:szCs w:val="28"/>
+                              </w:rPr>
+                              <w:t>our dog is famous! He was featured in today’s journal. Such a good boy!</w:t>
+                            </w:r>
+                            <w:r>
+                              <w:rPr>
+                                <w:rFonts w:ascii="Caveat" w:hAnsi="Caveat"/>
+                                <w:color w:val="000000" w:themeColor="text1"/>
+                                <w:sz w:val="28"/>
+                                <w:szCs w:val="28"/>
                               </w:rPr>
                               <w:br/>
                             </w:r>
@@ -222,8 +1078,8 @@
                               <w:rPr>
                                 <w:rFonts w:ascii="Caveat" w:hAnsi="Caveat"/>
                                 <w:color w:val="000000" w:themeColor="text1"/>
-                                <w:sz w:val="18"/>
-                                <w:szCs w:val="18"/>
+                                <w:sz w:val="16"/>
+                                <w:szCs w:val="16"/>
                               </w:rPr>
                               <w:br/>
                             </w:r>
@@ -231,8 +1087,8 @@
                               <w:rPr>
                                 <w:rFonts w:ascii="Caveat" w:hAnsi="Caveat"/>
                                 <w:color w:val="000000" w:themeColor="text1"/>
-                                <w:sz w:val="32"/>
-                                <w:szCs w:val="32"/>
+                                <w:sz w:val="28"/>
+                                <w:szCs w:val="28"/>
                               </w:rPr>
                               <w:t xml:space="preserve">I also sent you a few Lego puzzles I created. </w:t>
                             </w:r>
@@ -240,8 +1096,8 @@
                               <w:rPr>
                                 <w:rFonts w:ascii="Caveat" w:hAnsi="Caveat"/>
                                 <w:color w:val="000000" w:themeColor="text1"/>
-                                <w:sz w:val="32"/>
-                                <w:szCs w:val="32"/>
+                                <w:sz w:val="28"/>
+                                <w:szCs w:val="28"/>
                               </w:rPr>
                               <w:t xml:space="preserve"> Your dad will give them to you </w:t>
                             </w:r>
@@ -249,8 +1105,8 @@
                               <w:rPr>
                                 <w:rFonts w:ascii="Caveat" w:hAnsi="Caveat"/>
                                 <w:color w:val="000000" w:themeColor="text1"/>
-                                <w:sz w:val="32"/>
-                                <w:szCs w:val="32"/>
+                                <w:sz w:val="28"/>
+                                <w:szCs w:val="28"/>
                               </w:rPr>
                               <w:t>one at a time</w:t>
                             </w:r>
@@ -258,8 +1114,8 @@
                               <w:rPr>
                                 <w:rFonts w:ascii="Caveat" w:hAnsi="Caveat"/>
                                 <w:color w:val="000000" w:themeColor="text1"/>
-                                <w:sz w:val="32"/>
-                                <w:szCs w:val="32"/>
+                                <w:sz w:val="28"/>
+                                <w:szCs w:val="28"/>
                               </w:rPr>
                               <w:t xml:space="preserve">. </w:t>
                             </w:r>
@@ -267,8 +1123,8 @@
                               <w:rPr>
                                 <w:rFonts w:ascii="Caveat" w:hAnsi="Caveat"/>
                                 <w:color w:val="000000" w:themeColor="text1"/>
-                                <w:sz w:val="32"/>
-                                <w:szCs w:val="32"/>
+                                <w:sz w:val="28"/>
+                                <w:szCs w:val="28"/>
                               </w:rPr>
                               <w:t xml:space="preserve">Start with the </w:t>
                             </w:r>
@@ -276,26 +1132,44 @@
                               <w:rPr>
                                 <w:rFonts w:ascii="Caveat" w:hAnsi="Caveat"/>
                                 <w:color w:val="000000" w:themeColor="text1"/>
-                                <w:sz w:val="32"/>
-                                <w:szCs w:val="32"/>
+                                <w:sz w:val="28"/>
+                                <w:szCs w:val="28"/>
                               </w:rPr>
-                              <w:t>dark</w:t>
+                              <w:t>blue</w:t>
                             </w:r>
                             <w:r>
                               <w:rPr>
                                 <w:rFonts w:ascii="Caveat" w:hAnsi="Caveat"/>
                                 <w:color w:val="000000" w:themeColor="text1"/>
-                                <w:sz w:val="32"/>
-                                <w:szCs w:val="32"/>
+                                <w:sz w:val="28"/>
+                                <w:szCs w:val="28"/>
                               </w:rPr>
-                              <w:t xml:space="preserve"> square, then the flat one and you can end with the big cube.</w:t>
+                              <w:t xml:space="preserve"> square, then the</w:t>
                             </w:r>
                             <w:r>
                               <w:rPr>
                                 <w:rFonts w:ascii="Caveat" w:hAnsi="Caveat"/>
                                 <w:color w:val="000000" w:themeColor="text1"/>
-                                <w:sz w:val="32"/>
-                                <w:szCs w:val="32"/>
+                                <w:sz w:val="28"/>
+                                <w:szCs w:val="28"/>
+                              </w:rPr>
+                              <w:t xml:space="preserve"> brown </w:t>
+                            </w:r>
+                            <w:r>
+                              <w:rPr>
+                                <w:rFonts w:ascii="Caveat" w:hAnsi="Caveat"/>
+                                <w:color w:val="000000" w:themeColor="text1"/>
+                                <w:sz w:val="28"/>
+                                <w:szCs w:val="28"/>
+                              </w:rPr>
+                              <w:t>flat one and you can end with the big cube.</w:t>
+                            </w:r>
+                            <w:r>
+                              <w:rPr>
+                                <w:rFonts w:ascii="Caveat" w:hAnsi="Caveat"/>
+                                <w:color w:val="000000" w:themeColor="text1"/>
+                                <w:sz w:val="28"/>
+                                <w:szCs w:val="28"/>
                               </w:rPr>
                               <w:t xml:space="preserve"> For the first two, you will have to use the tile on top to help you solve them. </w:t>
                             </w:r>
@@ -306,16 +1180,16 @@
                               <w:rPr>
                                 <w:rFonts w:ascii="Caveat" w:hAnsi="Caveat"/>
                                 <w:color w:val="000000" w:themeColor="text1"/>
-                                <w:sz w:val="32"/>
-                                <w:szCs w:val="32"/>
+                                <w:sz w:val="28"/>
+                                <w:szCs w:val="28"/>
                               </w:rPr>
                             </w:pPr>
                             <w:r>
                               <w:rPr>
                                 <w:rFonts w:ascii="Caveat" w:hAnsi="Caveat"/>
                                 <w:color w:val="000000" w:themeColor="text1"/>
-                                <w:sz w:val="32"/>
-                                <w:szCs w:val="32"/>
+                                <w:sz w:val="28"/>
+                                <w:szCs w:val="28"/>
                               </w:rPr>
                               <w:t xml:space="preserve">Cheers, </w:t>
                             </w:r>
@@ -326,16 +1200,16 @@
                               <w:rPr>
                                 <w:rFonts w:ascii="Caveat" w:hAnsi="Caveat"/>
                                 <w:color w:val="000000" w:themeColor="text1"/>
-                                <w:sz w:val="32"/>
-                                <w:szCs w:val="32"/>
+                                <w:sz w:val="28"/>
+                                <w:szCs w:val="28"/>
                               </w:rPr>
                             </w:pPr>
                             <w:r>
                               <w:rPr>
                                 <w:rFonts w:ascii="Caveat" w:hAnsi="Caveat"/>
                                 <w:color w:val="000000" w:themeColor="text1"/>
-                                <w:sz w:val="32"/>
-                                <w:szCs w:val="32"/>
+                                <w:sz w:val="28"/>
+                                <w:szCs w:val="28"/>
                               </w:rPr>
                               <w:t>Gran and Pops</w:t>
                             </w:r>
@@ -369,8 +1243,8 @@
                       <w:pPr>
                         <w:pStyle w:val="NoSpacing"/>
                         <w:rPr>
-                          <w:sz w:val="22"/>
-                          <w:szCs w:val="22"/>
+                          <w:sz w:val="20"/>
+                          <w:szCs w:val="20"/>
                         </w:rPr>
                       </w:pPr>
                     </w:p>
@@ -380,16 +1254,16 @@
                         <w:rPr>
                           <w:rFonts w:ascii="Caveat" w:hAnsi="Caveat"/>
                           <w:color w:val="000000" w:themeColor="text1"/>
-                          <w:sz w:val="32"/>
-                          <w:szCs w:val="32"/>
+                          <w:sz w:val="28"/>
+                          <w:szCs w:val="28"/>
                         </w:rPr>
                       </w:pPr>
                       <w:r>
                         <w:rPr>
                           <w:rFonts w:ascii="Caveat" w:hAnsi="Caveat"/>
                           <w:color w:val="000000" w:themeColor="text1"/>
-                          <w:sz w:val="32"/>
-                          <w:szCs w:val="32"/>
+                          <w:sz w:val="28"/>
+                          <w:szCs w:val="28"/>
                         </w:rPr>
                         <w:t>Hello Juno!</w:t>
                       </w:r>
@@ -397,8 +1271,8 @@
                         <w:rPr>
                           <w:rFonts w:ascii="Caveat" w:hAnsi="Caveat"/>
                           <w:color w:val="000000" w:themeColor="text1"/>
-                          <w:sz w:val="32"/>
-                          <w:szCs w:val="32"/>
+                          <w:sz w:val="28"/>
+                          <w:szCs w:val="28"/>
                         </w:rPr>
                         <w:br/>
                       </w:r>
@@ -406,8 +1280,8 @@
                         <w:rPr>
                           <w:rFonts w:ascii="Caveat" w:hAnsi="Caveat"/>
                           <w:color w:val="000000" w:themeColor="text1"/>
-                          <w:sz w:val="22"/>
-                          <w:szCs w:val="22"/>
+                          <w:sz w:val="20"/>
+                          <w:szCs w:val="20"/>
                         </w:rPr>
                         <w:br/>
                       </w:r>
@@ -415,17 +1289,64 @@
                         <w:rPr>
                           <w:rFonts w:ascii="Caveat" w:hAnsi="Caveat"/>
                           <w:color w:val="000000" w:themeColor="text1"/>
-                          <w:sz w:val="32"/>
-                          <w:szCs w:val="32"/>
+                          <w:sz w:val="28"/>
+                          <w:szCs w:val="28"/>
                         </w:rPr>
-                        <w:t>Your dog is famous! He was featured in today’s journal. Such a good boy!</w:t>
+                        <w:t xml:space="preserve">Thank you for </w:t>
                       </w:r>
                       <w:r>
                         <w:rPr>
                           <w:rFonts w:ascii="Caveat" w:hAnsi="Caveat"/>
                           <w:color w:val="000000" w:themeColor="text1"/>
-                          <w:sz w:val="32"/>
-                          <w:szCs w:val="32"/>
+                          <w:sz w:val="28"/>
+                          <w:szCs w:val="28"/>
+                        </w:rPr>
+                        <w:t xml:space="preserve">your card! </w:t>
+                      </w:r>
+                      <w:r>
+                        <w:rPr>
+                          <w:rFonts w:ascii="Caveat" w:hAnsi="Caveat"/>
+                          <w:color w:val="000000" w:themeColor="text1"/>
+                          <w:sz w:val="28"/>
+                          <w:szCs w:val="28"/>
+                        </w:rPr>
+                        <w:t xml:space="preserve"> </w:t>
+                      </w:r>
+                    </w:p>
+                    <w:p>
+                      <w:pPr>
+                        <w:ind w:left="284" w:right="283"/>
+                        <w:rPr>
+                          <w:rFonts w:ascii="Caveat" w:hAnsi="Caveat"/>
+                          <w:color w:val="000000" w:themeColor="text1"/>
+                          <w:sz w:val="28"/>
+                          <w:szCs w:val="28"/>
+                        </w:rPr>
+                      </w:pPr>
+                      <w:r>
+                        <w:rPr>
+                          <w:rFonts w:ascii="Caveat" w:hAnsi="Caveat"/>
+                          <w:color w:val="000000" w:themeColor="text1"/>
+                          <w:sz w:val="28"/>
+                          <w:szCs w:val="28"/>
+                        </w:rPr>
+                        <w:t>Look what we found: y</w:t>
+                      </w:r>
+                      <w:r>
+                        <w:rPr>
+                          <w:rFonts w:ascii="Caveat" w:hAnsi="Caveat"/>
+                          <w:color w:val="000000" w:themeColor="text1"/>
+                          <w:sz w:val="28"/>
+                          <w:szCs w:val="28"/>
+                        </w:rPr>
+                        <w:t>our dog is famous! He was featured in today’s journal. Such a good boy!</w:t>
+                      </w:r>
+                      <w:r>
+                        <w:rPr>
+                          <w:rFonts w:ascii="Caveat" w:hAnsi="Caveat"/>
+                          <w:color w:val="000000" w:themeColor="text1"/>
+                          <w:sz w:val="28"/>
+                          <w:szCs w:val="28"/>
                         </w:rPr>
                         <w:br/>
                       </w:r>
@@ -433,8 +1354,8 @@
                         <w:rPr>
                           <w:rFonts w:ascii="Caveat" w:hAnsi="Caveat"/>
                           <w:color w:val="000000" w:themeColor="text1"/>
-                          <w:sz w:val="18"/>
-                          <w:szCs w:val="18"/>
+                          <w:sz w:val="16"/>
+                          <w:szCs w:val="16"/>
                         </w:rPr>
                         <w:br/>
                       </w:r>
@@ -442,8 +1363,8 @@
                         <w:rPr>
                           <w:rFonts w:ascii="Caveat" w:hAnsi="Caveat"/>
                           <w:color w:val="000000" w:themeColor="text1"/>
-                          <w:sz w:val="32"/>
-                          <w:szCs w:val="32"/>
+                          <w:sz w:val="28"/>
+                          <w:szCs w:val="28"/>
                         </w:rPr>
                         <w:t xml:space="preserve">I also sent you a few Lego puzzles I created. </w:t>
                       </w:r>
@@ -451,8 +1372,8 @@
                         <w:rPr>
                           <w:rFonts w:ascii="Caveat" w:hAnsi="Caveat"/>
                           <w:color w:val="000000" w:themeColor="text1"/>
-                          <w:sz w:val="32"/>
-                          <w:szCs w:val="32"/>
+                          <w:sz w:val="28"/>
+                          <w:szCs w:val="28"/>
                         </w:rPr>
                         <w:t xml:space="preserve"> Your dad will give them to you </w:t>
                       </w:r>
@@ -460,8 +1381,8 @@
                         <w:rPr>
                           <w:rFonts w:ascii="Caveat" w:hAnsi="Caveat"/>
                           <w:color w:val="000000" w:themeColor="text1"/>
-                          <w:sz w:val="32"/>
-                          <w:szCs w:val="32"/>
+                          <w:sz w:val="28"/>
+                          <w:szCs w:val="28"/>
                         </w:rPr>
                         <w:t>one at a time</w:t>
                       </w:r>
@@ -469,8 +1390,8 @@
                         <w:rPr>
                           <w:rFonts w:ascii="Caveat" w:hAnsi="Caveat"/>
                           <w:color w:val="000000" w:themeColor="text1"/>
-                          <w:sz w:val="32"/>
-                          <w:szCs w:val="32"/>
+                          <w:sz w:val="28"/>
+                          <w:szCs w:val="28"/>
                         </w:rPr>
                         <w:t xml:space="preserve">. </w:t>
                       </w:r>
@@ -478,8 +1399,8 @@
                         <w:rPr>
                           <w:rFonts w:ascii="Caveat" w:hAnsi="Caveat"/>
                           <w:color w:val="000000" w:themeColor="text1"/>
-                          <w:sz w:val="32"/>
-                          <w:szCs w:val="32"/>
+                          <w:sz w:val="28"/>
+                          <w:szCs w:val="28"/>
                         </w:rPr>
                         <w:t xml:space="preserve">Start with the </w:t>
                       </w:r>
@@ -487,26 +1408,44 @@
                         <w:rPr>
                           <w:rFonts w:ascii="Caveat" w:hAnsi="Caveat"/>
                           <w:color w:val="000000" w:themeColor="text1"/>
-                          <w:sz w:val="32"/>
-                          <w:szCs w:val="32"/>
+                          <w:sz w:val="28"/>
+                          <w:szCs w:val="28"/>
                         </w:rPr>
-                        <w:t>dark</w:t>
+                        <w:t>blue</w:t>
                       </w:r>
                       <w:r>
                         <w:rPr>
                           <w:rFonts w:ascii="Caveat" w:hAnsi="Caveat"/>
                           <w:color w:val="000000" w:themeColor="text1"/>
-                          <w:sz w:val="32"/>
-                          <w:szCs w:val="32"/>
+                          <w:sz w:val="28"/>
+                          <w:szCs w:val="28"/>
                         </w:rPr>
-                        <w:t xml:space="preserve"> square, then the flat one and you can end with the big cube.</w:t>
+                        <w:t xml:space="preserve"> square, then the</w:t>
                       </w:r>
                       <w:r>
                         <w:rPr>
                           <w:rFonts w:ascii="Caveat" w:hAnsi="Caveat"/>
                           <w:color w:val="000000" w:themeColor="text1"/>
-                          <w:sz w:val="32"/>
-                          <w:szCs w:val="32"/>
+                          <w:sz w:val="28"/>
+                          <w:szCs w:val="28"/>
+                        </w:rPr>
+                        <w:t xml:space="preserve"> brown </w:t>
+                      </w:r>
+                      <w:r>
+                        <w:rPr>
+                          <w:rFonts w:ascii="Caveat" w:hAnsi="Caveat"/>
+                          <w:color w:val="000000" w:themeColor="text1"/>
+                          <w:sz w:val="28"/>
+                          <w:szCs w:val="28"/>
+                        </w:rPr>
+                        <w:t>flat one and you can end with the big cube.</w:t>
+                      </w:r>
+                      <w:r>
+                        <w:rPr>
+                          <w:rFonts w:ascii="Caveat" w:hAnsi="Caveat"/>
+                          <w:color w:val="000000" w:themeColor="text1"/>
+                          <w:sz w:val="28"/>
+                          <w:szCs w:val="28"/>
                         </w:rPr>
                         <w:t xml:space="preserve"> For the first two, you will have to use the tile on top to help you solve them. </w:t>
                       </w:r>
@@ -517,16 +1456,16 @@
                         <w:rPr>
                           <w:rFonts w:ascii="Caveat" w:hAnsi="Caveat"/>
                           <w:color w:val="000000" w:themeColor="text1"/>
-                          <w:sz w:val="32"/>
-                          <w:szCs w:val="32"/>
+                          <w:sz w:val="28"/>
+                          <w:szCs w:val="28"/>
                         </w:rPr>
                       </w:pPr>
                       <w:r>
                         <w:rPr>
                           <w:rFonts w:ascii="Caveat" w:hAnsi="Caveat"/>
                           <w:color w:val="000000" w:themeColor="text1"/>
-                          <w:sz w:val="32"/>
-                          <w:szCs w:val="32"/>
+                          <w:sz w:val="28"/>
+                          <w:szCs w:val="28"/>
                         </w:rPr>
                         <w:t xml:space="preserve">Cheers, </w:t>
                       </w:r>
@@ -537,16 +1476,16 @@
                         <w:rPr>
                           <w:rFonts w:ascii="Caveat" w:hAnsi="Caveat"/>
                           <w:color w:val="000000" w:themeColor="text1"/>
-                          <w:sz w:val="32"/>
-                          <w:szCs w:val="32"/>
+                          <w:sz w:val="28"/>
+                          <w:szCs w:val="28"/>
                         </w:rPr>
                       </w:pPr>
                       <w:r>
                         <w:rPr>
                           <w:rFonts w:ascii="Caveat" w:hAnsi="Caveat"/>
                           <w:color w:val="000000" w:themeColor="text1"/>
-                          <w:sz w:val="32"/>
-                          <w:szCs w:val="32"/>
+                          <w:sz w:val="28"/>
+                          <w:szCs w:val="28"/>
                         </w:rPr>
                         <w:t>Gran and Pops</w:t>
                       </w:r>
@@ -566,6 +1505,14 @@
           <w:szCs w:val="20"/>
         </w:rPr>
         <w:t xml:space="preserve">. </w:t>
+      </w:r>
+      <w:r>
+        <w:rPr>
+          <w:rFonts w:ascii="Architects Daughter" w:hAnsi="Architects Daughter"/>
+          <w:sz w:val="20"/>
+          <w:szCs w:val="20"/>
+        </w:rPr>
+        <w:t xml:space="preserve"> </w:t>
       </w:r>
     </w:p>
     <w:sectPr>

--- a/Hiking_Trip/4. Dog Card - Copy.docx
+++ b/Hiking_Trip/4. Dog Card - Copy.docx
@@ -17,7 +17,7 @@
           <w:szCs w:val="20"/>
         </w:rPr>
         <w:drawing>
-          <wp:anchor distT="0" distB="0" distL="114300" distR="114300" simplePos="0" relativeHeight="251663360" behindDoc="0" locked="0" layoutInCell="1" allowOverlap="1" wp14:anchorId="638F1939" wp14:editId="05926F0B">
+          <wp:anchor distT="0" distB="0" distL="114300" distR="114300" simplePos="0" relativeHeight="251663360" behindDoc="0" locked="0" layoutInCell="1" allowOverlap="1" wp14:anchorId="638F1939" wp14:editId="17DD027E">
             <wp:simplePos x="0" y="0"/>
             <wp:positionH relativeFrom="margin">
               <wp:posOffset>2038607</wp:posOffset>
@@ -828,7 +828,7 @@
         <mc:AlternateContent>
           <mc:Choice Requires="wps">
             <w:drawing>
-              <wp:anchor distT="0" distB="0" distL="114300" distR="114300" simplePos="0" relativeHeight="251660288" behindDoc="0" locked="0" layoutInCell="1" allowOverlap="1" wp14:anchorId="5F69EC25" wp14:editId="1C1EFDB3">
+              <wp:anchor distT="0" distB="0" distL="114300" distR="114300" simplePos="0" relativeHeight="251660288" behindDoc="0" locked="0" layoutInCell="1" allowOverlap="1" wp14:anchorId="5F69EC25" wp14:editId="4BC99B73">
                 <wp:simplePos x="0" y="0"/>
                 <wp:positionH relativeFrom="page">
                   <wp:align>center</wp:align>
@@ -896,7 +896,7 @@
           </mc:Choice>
           <mc:Fallback>
             <w:pict>
-              <v:rect w14:anchorId="44831C08" id="Rectangle 2" o:spid="_x0000_s1026" style="position:absolute;margin-left:0;margin-top:8.5pt;width:584.5pt;height:338.15pt;z-index:251660288;visibility:visible;mso-wrap-style:square;mso-width-percent:0;mso-height-percent:0;mso-wrap-distance-left:9pt;mso-wrap-distance-top:0;mso-wrap-distance-right:9pt;mso-wrap-distance-bottom:0;mso-position-horizontal:center;mso-position-horizontal-relative:page;mso-position-vertical:absolute;mso-position-vertical-relative:page;mso-width-percent:0;mso-height-percent:0;mso-width-relative:margin;mso-height-relative:margin;v-text-anchor:middle" o:gfxdata="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" filled="f" strokecolor="black [3213]" strokeweight=".25pt">
+              <v:rect w14:anchorId="579A2481" id="Rectangle 2" o:spid="_x0000_s1026" style="position:absolute;margin-left:0;margin-top:8.5pt;width:584.5pt;height:338.15pt;z-index:251660288;visibility:visible;mso-wrap-style:square;mso-width-percent:0;mso-height-percent:0;mso-wrap-distance-left:9pt;mso-wrap-distance-top:0;mso-wrap-distance-right:9pt;mso-wrap-distance-bottom:0;mso-position-horizontal:center;mso-position-horizontal-relative:page;mso-position-vertical:absolute;mso-position-vertical-relative:page;mso-width-percent:0;mso-height-percent:0;mso-width-relative:margin;mso-height-relative:margin;v-text-anchor:middle" o:gfxdata="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" filled="f" strokecolor="black [3213]" strokeweight=".25pt">
                 <w10:wrap anchorx="page" anchory="page"/>
               </v:rect>
             </w:pict>
@@ -1016,7 +1016,7 @@
                                 <w:sz w:val="28"/>
                                 <w:szCs w:val="28"/>
                               </w:rPr>
-                              <w:t xml:space="preserve">Thank you for </w:t>
+                              <w:t xml:space="preserve">Thank you </w:t>
                             </w:r>
                             <w:r>
                               <w:rPr>
@@ -1025,16 +1025,7 @@
                                 <w:sz w:val="28"/>
                                 <w:szCs w:val="28"/>
                               </w:rPr>
-                              <w:t xml:space="preserve">your card! </w:t>
-                            </w:r>
-                            <w:r>
-                              <w:rPr>
-                                <w:rFonts w:ascii="Caveat" w:hAnsi="Caveat"/>
-                                <w:color w:val="000000" w:themeColor="text1"/>
-                                <w:sz w:val="28"/>
-                                <w:szCs w:val="28"/>
-                              </w:rPr>
-                              <w:t xml:space="preserve"> </w:t>
+                              <w:t xml:space="preserve">again for taking us on our first escape room last week! We had so much fun! So much so, that we created our own puzzles out of Legos. </w:t>
                             </w:r>
                           </w:p>
                           <w:p>
@@ -1054,7 +1045,7 @@
                                 <w:sz w:val="28"/>
                                 <w:szCs w:val="28"/>
                               </w:rPr>
-                              <w:t>Look what we found: y</w:t>
+                              <w:t xml:space="preserve">Your dad will give them to you one at a time. Start with the blue square, then the brown </w:t>
                             </w:r>
                             <w:r>
                               <w:rPr>
@@ -1063,7 +1054,103 @@
                                 <w:sz w:val="28"/>
                                 <w:szCs w:val="28"/>
                               </w:rPr>
-                              <w:t>our dog is famous! He was featured in today’s journal. Such a good boy!</w:t>
+                              <w:t>flat</w:t>
+                            </w:r>
+                            <w:r>
+                              <w:rPr>
+                                <w:rFonts w:ascii="Caveat" w:hAnsi="Caveat"/>
+                                <w:color w:val="000000" w:themeColor="text1"/>
+                                <w:sz w:val="28"/>
+                                <w:szCs w:val="28"/>
+                              </w:rPr>
+                              <w:t>ter</w:t>
+                            </w:r>
+                            <w:r>
+                              <w:rPr>
+                                <w:rFonts w:ascii="Caveat" w:hAnsi="Caveat"/>
+                                <w:color w:val="000000" w:themeColor="text1"/>
+                                <w:sz w:val="28"/>
+                                <w:szCs w:val="28"/>
+                              </w:rPr>
+                              <w:t xml:space="preserve"> one and you can end with the big cube. For the first two, you will have to use the </w:t>
+                            </w:r>
+                            <w:r>
+                              <w:rPr>
+                                <w:rFonts w:ascii="Caveat" w:hAnsi="Caveat"/>
+                                <w:color w:val="000000" w:themeColor="text1"/>
+                                <w:sz w:val="28"/>
+                                <w:szCs w:val="28"/>
+                              </w:rPr>
+                              <w:t>piece</w:t>
+                            </w:r>
+                            <w:r>
+                              <w:rPr>
+                                <w:rFonts w:ascii="Caveat" w:hAnsi="Caveat"/>
+                                <w:color w:val="000000" w:themeColor="text1"/>
+                                <w:sz w:val="28"/>
+                                <w:szCs w:val="28"/>
+                              </w:rPr>
+                              <w:t xml:space="preserve"> on top to help you solve them.</w:t>
+                            </w:r>
+                          </w:p>
+                          <w:p>
+                            <w:pPr>
+                              <w:ind w:left="284" w:right="283"/>
+                              <w:rPr>
+                                <w:rFonts w:ascii="Caveat" w:hAnsi="Caveat"/>
+                                <w:color w:val="000000" w:themeColor="text1"/>
+                                <w:sz w:val="28"/>
+                                <w:szCs w:val="28"/>
+                              </w:rPr>
+                            </w:pPr>
+                            <w:r>
+                              <w:rPr>
+                                <w:rFonts w:ascii="Caveat" w:hAnsi="Caveat"/>
+                                <w:color w:val="000000" w:themeColor="text1"/>
+                                <w:sz w:val="28"/>
+                                <w:szCs w:val="28"/>
+                              </w:rPr>
+                              <w:t xml:space="preserve">PS: </w:t>
+                            </w:r>
+                            <w:r>
+                              <w:rPr>
+                                <w:rFonts w:ascii="Caveat" w:hAnsi="Caveat"/>
+                                <w:color w:val="000000" w:themeColor="text1"/>
+                                <w:sz w:val="28"/>
+                                <w:szCs w:val="28"/>
+                              </w:rPr>
+                              <w:t xml:space="preserve">Look what we found: </w:t>
+                            </w:r>
+                            <w:r>
+                              <w:rPr>
+                                <w:rFonts w:ascii="Caveat" w:hAnsi="Caveat"/>
+                                <w:b/>
+                                <w:bCs/>
+                                <w:color w:val="000000" w:themeColor="text1"/>
+                                <w:sz w:val="28"/>
+                                <w:szCs w:val="28"/>
+                              </w:rPr>
+                              <w:t>y</w:t>
+                            </w:r>
+                            <w:r>
+                              <w:rPr>
+                                <w:rFonts w:ascii="Caveat" w:hAnsi="Caveat"/>
+                                <w:b/>
+                                <w:bCs/>
+                                <w:color w:val="000000" w:themeColor="text1"/>
+                                <w:sz w:val="28"/>
+                                <w:szCs w:val="28"/>
+                              </w:rPr>
+                              <w:t>our dog is famous!</w:t>
+                            </w:r>
+                            <w:r>
+                              <w:rPr>
+                                <w:rFonts w:ascii="Caveat" w:hAnsi="Caveat"/>
+                                <w:color w:val="000000" w:themeColor="text1"/>
+                                <w:sz w:val="28"/>
+                                <w:szCs w:val="28"/>
+                              </w:rPr>
+                              <w:t xml:space="preserve"> He was featured in today’s journal. Such a good boy!</w:t>
                             </w:r>
                             <w:r>
                               <w:rPr>
@@ -1083,107 +1170,6 @@
                               </w:rPr>
                               <w:br/>
                             </w:r>
-                            <w:r>
-                              <w:rPr>
-                                <w:rFonts w:ascii="Caveat" w:hAnsi="Caveat"/>
-                                <w:color w:val="000000" w:themeColor="text1"/>
-                                <w:sz w:val="28"/>
-                                <w:szCs w:val="28"/>
-                              </w:rPr>
-                              <w:t xml:space="preserve">I also sent you a few Lego puzzles I created. </w:t>
-                            </w:r>
-                            <w:r>
-                              <w:rPr>
-                                <w:rFonts w:ascii="Caveat" w:hAnsi="Caveat"/>
-                                <w:color w:val="000000" w:themeColor="text1"/>
-                                <w:sz w:val="28"/>
-                                <w:szCs w:val="28"/>
-                              </w:rPr>
-                              <w:t xml:space="preserve"> Your dad will give them to you </w:t>
-                            </w:r>
-                            <w:r>
-                              <w:rPr>
-                                <w:rFonts w:ascii="Caveat" w:hAnsi="Caveat"/>
-                                <w:color w:val="000000" w:themeColor="text1"/>
-                                <w:sz w:val="28"/>
-                                <w:szCs w:val="28"/>
-                              </w:rPr>
-                              <w:t>one at a time</w:t>
-                            </w:r>
-                            <w:r>
-                              <w:rPr>
-                                <w:rFonts w:ascii="Caveat" w:hAnsi="Caveat"/>
-                                <w:color w:val="000000" w:themeColor="text1"/>
-                                <w:sz w:val="28"/>
-                                <w:szCs w:val="28"/>
-                              </w:rPr>
-                              <w:t xml:space="preserve">. </w:t>
-                            </w:r>
-                            <w:r>
-                              <w:rPr>
-                                <w:rFonts w:ascii="Caveat" w:hAnsi="Caveat"/>
-                                <w:color w:val="000000" w:themeColor="text1"/>
-                                <w:sz w:val="28"/>
-                                <w:szCs w:val="28"/>
-                              </w:rPr>
-                              <w:t xml:space="preserve">Start with the </w:t>
-                            </w:r>
-                            <w:r>
-                              <w:rPr>
-                                <w:rFonts w:ascii="Caveat" w:hAnsi="Caveat"/>
-                                <w:color w:val="000000" w:themeColor="text1"/>
-                                <w:sz w:val="28"/>
-                                <w:szCs w:val="28"/>
-                              </w:rPr>
-                              <w:t>blue</w:t>
-                            </w:r>
-                            <w:r>
-                              <w:rPr>
-                                <w:rFonts w:ascii="Caveat" w:hAnsi="Caveat"/>
-                                <w:color w:val="000000" w:themeColor="text1"/>
-                                <w:sz w:val="28"/>
-                                <w:szCs w:val="28"/>
-                              </w:rPr>
-                              <w:t xml:space="preserve"> square, then the</w:t>
-                            </w:r>
-                            <w:r>
-                              <w:rPr>
-                                <w:rFonts w:ascii="Caveat" w:hAnsi="Caveat"/>
-                                <w:color w:val="000000" w:themeColor="text1"/>
-                                <w:sz w:val="28"/>
-                                <w:szCs w:val="28"/>
-                              </w:rPr>
-                              <w:t xml:space="preserve"> brown </w:t>
-                            </w:r>
-                            <w:r>
-                              <w:rPr>
-                                <w:rFonts w:ascii="Caveat" w:hAnsi="Caveat"/>
-                                <w:color w:val="000000" w:themeColor="text1"/>
-                                <w:sz w:val="28"/>
-                                <w:szCs w:val="28"/>
-                              </w:rPr>
-                              <w:t>flat one and you can end with the big cube.</w:t>
-                            </w:r>
-                            <w:r>
-                              <w:rPr>
-                                <w:rFonts w:ascii="Caveat" w:hAnsi="Caveat"/>
-                                <w:color w:val="000000" w:themeColor="text1"/>
-                                <w:sz w:val="28"/>
-                                <w:szCs w:val="28"/>
-                              </w:rPr>
-                              <w:t xml:space="preserve"> For the first two, you will have to use the tile on top to help you solve them. </w:t>
-                            </w:r>
-                          </w:p>
-                          <w:p>
-                            <w:pPr>
-                              <w:ind w:left="284" w:right="283" w:firstLine="284"/>
-                              <w:rPr>
-                                <w:rFonts w:ascii="Caveat" w:hAnsi="Caveat"/>
-                                <w:color w:val="000000" w:themeColor="text1"/>
-                                <w:sz w:val="28"/>
-                                <w:szCs w:val="28"/>
-                              </w:rPr>
-                            </w:pPr>
                             <w:r>
                               <w:rPr>
                                 <w:rFonts w:ascii="Caveat" w:hAnsi="Caveat"/>
@@ -1292,7 +1278,7 @@
                           <w:sz w:val="28"/>
                           <w:szCs w:val="28"/>
                         </w:rPr>
-                        <w:t xml:space="preserve">Thank you for </w:t>
+                        <w:t xml:space="preserve">Thank you </w:t>
                       </w:r>
                       <w:r>
                         <w:rPr>
@@ -1301,16 +1287,7 @@
                           <w:sz w:val="28"/>
                           <w:szCs w:val="28"/>
                         </w:rPr>
-                        <w:t xml:space="preserve">your card! </w:t>
-                      </w:r>
-                      <w:r>
-                        <w:rPr>
-                          <w:rFonts w:ascii="Caveat" w:hAnsi="Caveat"/>
-                          <w:color w:val="000000" w:themeColor="text1"/>
-                          <w:sz w:val="28"/>
-                          <w:szCs w:val="28"/>
-                        </w:rPr>
-                        <w:t xml:space="preserve"> </w:t>
+                        <w:t xml:space="preserve">again for taking us on our first escape room last week! We had so much fun! So much so, that we created our own puzzles out of Legos. </w:t>
                       </w:r>
                     </w:p>
                     <w:p>
@@ -1330,7 +1307,7 @@
                           <w:sz w:val="28"/>
                           <w:szCs w:val="28"/>
                         </w:rPr>
-                        <w:t>Look what we found: y</w:t>
+                        <w:t xml:space="preserve">Your dad will give them to you one at a time. Start with the blue square, then the brown </w:t>
                       </w:r>
                       <w:r>
                         <w:rPr>
@@ -1339,7 +1316,103 @@
                           <w:sz w:val="28"/>
                           <w:szCs w:val="28"/>
                         </w:rPr>
-                        <w:t>our dog is famous! He was featured in today’s journal. Such a good boy!</w:t>
+                        <w:t>flat</w:t>
+                      </w:r>
+                      <w:r>
+                        <w:rPr>
+                          <w:rFonts w:ascii="Caveat" w:hAnsi="Caveat"/>
+                          <w:color w:val="000000" w:themeColor="text1"/>
+                          <w:sz w:val="28"/>
+                          <w:szCs w:val="28"/>
+                        </w:rPr>
+                        <w:t>ter</w:t>
+                      </w:r>
+                      <w:r>
+                        <w:rPr>
+                          <w:rFonts w:ascii="Caveat" w:hAnsi="Caveat"/>
+                          <w:color w:val="000000" w:themeColor="text1"/>
+                          <w:sz w:val="28"/>
+                          <w:szCs w:val="28"/>
+                        </w:rPr>
+                        <w:t xml:space="preserve"> one and you can end with the big cube. For the first two, you will have to use the </w:t>
+                      </w:r>
+                      <w:r>
+                        <w:rPr>
+                          <w:rFonts w:ascii="Caveat" w:hAnsi="Caveat"/>
+                          <w:color w:val="000000" w:themeColor="text1"/>
+                          <w:sz w:val="28"/>
+                          <w:szCs w:val="28"/>
+                        </w:rPr>
+                        <w:t>piece</w:t>
+                      </w:r>
+                      <w:r>
+                        <w:rPr>
+                          <w:rFonts w:ascii="Caveat" w:hAnsi="Caveat"/>
+                          <w:color w:val="000000" w:themeColor="text1"/>
+                          <w:sz w:val="28"/>
+                          <w:szCs w:val="28"/>
+                        </w:rPr>
+                        <w:t xml:space="preserve"> on top to help you solve them.</w:t>
+                      </w:r>
+                    </w:p>
+                    <w:p>
+                      <w:pPr>
+                        <w:ind w:left="284" w:right="283"/>
+                        <w:rPr>
+                          <w:rFonts w:ascii="Caveat" w:hAnsi="Caveat"/>
+                          <w:color w:val="000000" w:themeColor="text1"/>
+                          <w:sz w:val="28"/>
+                          <w:szCs w:val="28"/>
+                        </w:rPr>
+                      </w:pPr>
+                      <w:r>
+                        <w:rPr>
+                          <w:rFonts w:ascii="Caveat" w:hAnsi="Caveat"/>
+                          <w:color w:val="000000" w:themeColor="text1"/>
+                          <w:sz w:val="28"/>
+                          <w:szCs w:val="28"/>
+                        </w:rPr>
+                        <w:t xml:space="preserve">PS: </w:t>
+                      </w:r>
+                      <w:r>
+                        <w:rPr>
+                          <w:rFonts w:ascii="Caveat" w:hAnsi="Caveat"/>
+                          <w:color w:val="000000" w:themeColor="text1"/>
+                          <w:sz w:val="28"/>
+                          <w:szCs w:val="28"/>
+                        </w:rPr>
+                        <w:t xml:space="preserve">Look what we found: </w:t>
+                      </w:r>
+                      <w:r>
+                        <w:rPr>
+                          <w:rFonts w:ascii="Caveat" w:hAnsi="Caveat"/>
+                          <w:b/>
+                          <w:bCs/>
+                          <w:color w:val="000000" w:themeColor="text1"/>
+                          <w:sz w:val="28"/>
+                          <w:szCs w:val="28"/>
+                        </w:rPr>
+                        <w:t>y</w:t>
+                      </w:r>
+                      <w:r>
+                        <w:rPr>
+                          <w:rFonts w:ascii="Caveat" w:hAnsi="Caveat"/>
+                          <w:b/>
+                          <w:bCs/>
+                          <w:color w:val="000000" w:themeColor="text1"/>
+                          <w:sz w:val="28"/>
+                          <w:szCs w:val="28"/>
+                        </w:rPr>
+                        <w:t>our dog is famous!</w:t>
+                      </w:r>
+                      <w:r>
+                        <w:rPr>
+                          <w:rFonts w:ascii="Caveat" w:hAnsi="Caveat"/>
+                          <w:color w:val="000000" w:themeColor="text1"/>
+                          <w:sz w:val="28"/>
+                          <w:szCs w:val="28"/>
+                        </w:rPr>
+                        <w:t xml:space="preserve"> He was featured in today’s journal. Such a good boy!</w:t>
                       </w:r>
                       <w:r>
                         <w:rPr>
@@ -1359,107 +1432,6 @@
                         </w:rPr>
                         <w:br/>
                       </w:r>
-                      <w:r>
-                        <w:rPr>
-                          <w:rFonts w:ascii="Caveat" w:hAnsi="Caveat"/>
-                          <w:color w:val="000000" w:themeColor="text1"/>
-                          <w:sz w:val="28"/>
-                          <w:szCs w:val="28"/>
-                        </w:rPr>
-                        <w:t xml:space="preserve">I also sent you a few Lego puzzles I created. </w:t>
-                      </w:r>
-                      <w:r>
-                        <w:rPr>
-                          <w:rFonts w:ascii="Caveat" w:hAnsi="Caveat"/>
-                          <w:color w:val="000000" w:themeColor="text1"/>
-                          <w:sz w:val="28"/>
-                          <w:szCs w:val="28"/>
-                        </w:rPr>
-                        <w:t xml:space="preserve"> Your dad will give them to you </w:t>
-                      </w:r>
-                      <w:r>
-                        <w:rPr>
-                          <w:rFonts w:ascii="Caveat" w:hAnsi="Caveat"/>
-                          <w:color w:val="000000" w:themeColor="text1"/>
-                          <w:sz w:val="28"/>
-                          <w:szCs w:val="28"/>
-                        </w:rPr>
-                        <w:t>one at a time</w:t>
-                      </w:r>
-                      <w:r>
-                        <w:rPr>
-                          <w:rFonts w:ascii="Caveat" w:hAnsi="Caveat"/>
-                          <w:color w:val="000000" w:themeColor="text1"/>
-                          <w:sz w:val="28"/>
-                          <w:szCs w:val="28"/>
-                        </w:rPr>
-                        <w:t xml:space="preserve">. </w:t>
-                      </w:r>
-                      <w:r>
-                        <w:rPr>
-                          <w:rFonts w:ascii="Caveat" w:hAnsi="Caveat"/>
-                          <w:color w:val="000000" w:themeColor="text1"/>
-                          <w:sz w:val="28"/>
-                          <w:szCs w:val="28"/>
-                        </w:rPr>
-                        <w:t xml:space="preserve">Start with the </w:t>
-                      </w:r>
-                      <w:r>
-                        <w:rPr>
-                          <w:rFonts w:ascii="Caveat" w:hAnsi="Caveat"/>
-                          <w:color w:val="000000" w:themeColor="text1"/>
-                          <w:sz w:val="28"/>
-                          <w:szCs w:val="28"/>
-                        </w:rPr>
-                        <w:t>blue</w:t>
-                      </w:r>
-                      <w:r>
-                        <w:rPr>
-                          <w:rFonts w:ascii="Caveat" w:hAnsi="Caveat"/>
-                          <w:color w:val="000000" w:themeColor="text1"/>
-                          <w:sz w:val="28"/>
-                          <w:szCs w:val="28"/>
-                        </w:rPr>
-                        <w:t xml:space="preserve"> square, then the</w:t>
-                      </w:r>
-                      <w:r>
-                        <w:rPr>
-                          <w:rFonts w:ascii="Caveat" w:hAnsi="Caveat"/>
-                          <w:color w:val="000000" w:themeColor="text1"/>
-                          <w:sz w:val="28"/>
-                          <w:szCs w:val="28"/>
-                        </w:rPr>
-                        <w:t xml:space="preserve"> brown </w:t>
-                      </w:r>
-                      <w:r>
-                        <w:rPr>
-                          <w:rFonts w:ascii="Caveat" w:hAnsi="Caveat"/>
-                          <w:color w:val="000000" w:themeColor="text1"/>
-                          <w:sz w:val="28"/>
-                          <w:szCs w:val="28"/>
-                        </w:rPr>
-                        <w:t>flat one and you can end with the big cube.</w:t>
-                      </w:r>
-                      <w:r>
-                        <w:rPr>
-                          <w:rFonts w:ascii="Caveat" w:hAnsi="Caveat"/>
-                          <w:color w:val="000000" w:themeColor="text1"/>
-                          <w:sz w:val="28"/>
-                          <w:szCs w:val="28"/>
-                        </w:rPr>
-                        <w:t xml:space="preserve"> For the first two, you will have to use the tile on top to help you solve them. </w:t>
-                      </w:r>
-                    </w:p>
-                    <w:p>
-                      <w:pPr>
-                        <w:ind w:left="284" w:right="283" w:firstLine="284"/>
-                        <w:rPr>
-                          <w:rFonts w:ascii="Caveat" w:hAnsi="Caveat"/>
-                          <w:color w:val="000000" w:themeColor="text1"/>
-                          <w:sz w:val="28"/>
-                          <w:szCs w:val="28"/>
-                        </w:rPr>
-                      </w:pPr>
                       <w:r>
                         <w:rPr>
                           <w:rFonts w:ascii="Caveat" w:hAnsi="Caveat"/>
